--- a/00_제출/제출본/JB_LocalGuard_OS_기능명세서.docx
+++ b/00_제출/제출본/JB_LocalGuard_OS_기능명세서.docx
@@ -2,7 +2,7 @@
 <file path=word/document.xml><?xml version="1.0" encoding="utf-8"?>
 <w:document xmlns:w="http://schemas.openxmlformats.org/wordprocessingml/2006/main" xmlns:m="http://schemas.openxmlformats.org/officeDocument/2006/math" xmlns:r="http://schemas.openxmlformats.org/officeDocument/2006/relationships" xmlns:o="urn:schemas-microsoft-com:office:office" xmlns:v="urn:schemas-microsoft-com:vml" xmlns:w10="urn:schemas-microsoft-com:office:word" xmlns:a="http://schemas.openxmlformats.org/drawingml/2006/main" xmlns:pic="http://schemas.openxmlformats.org/drawingml/2006/picture" xmlns:wp="http://schemas.openxmlformats.org/drawingml/2006/wordprocessingDrawing">
   <w:body>
-    <w:bookmarkStart w:id="30" w:name="jb-localguard-os-기능명세서"/>
+    <w:bookmarkStart w:id="31" w:name="jb-localguard-os-기능명세서"/>
     <w:p>
       <w:pPr>
         <w:pStyle w:val="Heading1"/>
@@ -2332,7 +2332,7 @@
     </w:p>
     <w:bookmarkEnd w:id="27"/>
     <w:bookmarkEnd w:id="28"/>
-    <w:bookmarkStart w:id="29" w:name="기능-변경이력-change-log"/>
+    <w:bookmarkStart w:id="30" w:name="기능-변경이력-change-log"/>
     <w:p>
       <w:pPr>
         <w:pStyle w:val="Heading2"/>
@@ -2346,7 +2346,7 @@
         <w:pStyle w:val="FirstParagraph"/>
       </w:pPr>
       <w:r>
-        <w:t xml:space="preserve">예선 제출 시점 기준. 본선 단계에서 추가·수정·삭제가 발생하면 아래 형식으로 기록한다.</w:t>
+        <w:t xml:space="preserve">예선 제출 시점 기준. 본선 단계에서 추가·수정·삭제가 발생하면 아래 형식으로 기록한다. (아래는 실제 git 커밋 이력 기반 주요 단계 요약이다.)</w:t>
       </w:r>
     </w:p>
     <w:tbl>
@@ -2357,10 +2357,11 @@
         <w:tblLook w:firstRow="1" w:lastRow="0" w:firstColumn="0" w:lastColumn="0" w:noHBand="0" w:noVBand="0" w:val="0020"/>
       </w:tblPr>
       <w:tblGrid>
-        <w:gridCol w:w="1980"/>
-        <w:gridCol w:w="1980"/>
-        <w:gridCol w:w="1980"/>
-        <w:gridCol w:w="1980"/>
+        <w:gridCol w:w="1584"/>
+        <w:gridCol w:w="1584"/>
+        <w:gridCol w:w="1584"/>
+        <w:gridCol w:w="1584"/>
+        <w:gridCol w:w="1584"/>
       </w:tblGrid>
       <w:tr>
         <w:trPr>
@@ -2373,7 +2374,7 @@
               <w:pStyle w:val="Compact"/>
             </w:pPr>
             <w:r>
-              <w:t xml:space="preserve">버전</w:t>
+              <w:t xml:space="preserve">단계</w:t>
             </w:r>
           </w:p>
         </w:tc>
@@ -2407,6 +2408,17 @@
             </w:pPr>
             <w:r>
               <w:t xml:space="preserve">내용</w:t>
+            </w:r>
+          </w:p>
+        </w:tc>
+        <w:tc>
+          <w:tcPr/>
+          <w:p>
+            <w:pPr>
+              <w:pStyle w:val="Compact"/>
+            </w:pPr>
+            <w:r>
+              <w:t xml:space="preserve">대표 커밋/태그</w:t>
             </w:r>
           </w:p>
         </w:tc>
@@ -2419,40 +2431,51 @@
               <w:pStyle w:val="Compact"/>
             </w:pPr>
             <w:r>
-              <w:t xml:space="preserve">v0.1 (예선)</w:t>
-            </w:r>
-          </w:p>
-        </w:tc>
-        <w:tc>
-          <w:tcPr/>
-          <w:p>
-            <w:pPr>
-              <w:pStyle w:val="Compact"/>
-            </w:pPr>
-            <w:r>
-              <w:t xml:space="preserve">2026-06-14</w:t>
-            </w:r>
-          </w:p>
-        </w:tc>
-        <w:tc>
-          <w:tcPr/>
-          <w:p>
-            <w:pPr>
-              <w:pStyle w:val="Compact"/>
-            </w:pPr>
-            <w:r>
-              <w:t xml:space="preserve">신규</w:t>
-            </w:r>
-          </w:p>
-        </w:tc>
-        <w:tc>
-          <w:tcPr/>
-          <w:p>
-            <w:pPr>
-              <w:pStyle w:val="Compact"/>
-            </w:pPr>
-            <w:r>
-              <w:t xml:space="preserve">정적 MVP — 14 에이전트·25 스킬·15 화면·골든 패스 3종·PII 비반출 거버넌스·감사 원장</w:t>
+              <w:t xml:space="preserve">초기 MVP 베이스라인</w:t>
+            </w:r>
+          </w:p>
+        </w:tc>
+        <w:tc>
+          <w:tcPr/>
+          <w:p>
+            <w:pPr>
+              <w:pStyle w:val="Compact"/>
+            </w:pPr>
+            <w:r>
+              <w:t xml:space="preserve">2026-06-11</w:t>
+            </w:r>
+          </w:p>
+        </w:tc>
+        <w:tc>
+          <w:tcPr/>
+          <w:p>
+            <w:pPr>
+              <w:pStyle w:val="Compact"/>
+            </w:pPr>
+            <w:r>
+              <w:t xml:space="preserve">feat</w:t>
+            </w:r>
+          </w:p>
+        </w:tc>
+        <w:tc>
+          <w:tcPr/>
+          <w:p>
+            <w:pPr>
+              <w:pStyle w:val="Compact"/>
+            </w:pPr>
+            <w:r>
+              <w:t xml:space="preserve">LocalGuard 콘솔 골격·에이전트 모델·전세 Shield 라인 구성</w:t>
+            </w:r>
+          </w:p>
+        </w:tc>
+        <w:tc>
+          <w:tcPr/>
+          <w:p>
+            <w:pPr>
+              <w:pStyle w:val="Compact"/>
+            </w:pPr>
+            <w:r>
+              <w:t xml:space="preserve">a208dba</w:t>
             </w:r>
           </w:p>
         </w:tc>
@@ -2465,40 +2488,51 @@
               <w:pStyle w:val="Compact"/>
             </w:pPr>
             <w:r>
-              <w:t xml:space="preserve">(예정) 본선</w:t>
-            </w:r>
-          </w:p>
-        </w:tc>
-        <w:tc>
-          <w:tcPr/>
-          <w:p>
-            <w:pPr>
-              <w:pStyle w:val="Compact"/>
-            </w:pPr>
-            <w:r>
-              <w:t xml:space="preserve">—</w:t>
-            </w:r>
-          </w:p>
-        </w:tc>
-        <w:tc>
-          <w:tcPr/>
-          <w:p>
-            <w:pPr>
-              <w:pStyle w:val="Compact"/>
-            </w:pPr>
-            <w:r>
-              <w:t xml:space="preserve">추가</w:t>
-            </w:r>
-          </w:p>
-        </w:tc>
-        <w:tc>
-          <w:tcPr/>
-          <w:p>
-            <w:pPr>
-              <w:pStyle w:val="Compact"/>
-            </w:pPr>
-            <w:r>
-              <w:t xml:space="preserve">공공 데이터 API 연동, 온프레/외부 모델 라우팅 실연동, 백엔드 API 승격</w:t>
+              <w:t xml:space="preserve">라이브 상호작용·제안서 데크</w:t>
+            </w:r>
+          </w:p>
+        </w:tc>
+        <w:tc>
+          <w:tcPr/>
+          <w:p>
+            <w:pPr>
+              <w:pStyle w:val="Compact"/>
+            </w:pPr>
+            <w:r>
+              <w:t xml:space="preserve">2026-06-12</w:t>
+            </w:r>
+          </w:p>
+        </w:tc>
+        <w:tc>
+          <w:tcPr/>
+          <w:p>
+            <w:pPr>
+              <w:pStyle w:val="Compact"/>
+            </w:pPr>
+            <w:r>
+              <w:t xml:space="preserve">feat/docs</w:t>
+            </w:r>
+          </w:p>
+        </w:tc>
+        <w:tc>
+          <w:tcPr/>
+          <w:p>
+            <w:pPr>
+              <w:pStyle w:val="Compact"/>
+            </w:pPr>
+            <w:r>
+              <w:t xml:space="preserve">인박스·승인 큐·하트비트 운영 루프 가동, 공식 양식 제안서 데크 초안</w:t>
+            </w:r>
+          </w:p>
+        </w:tc>
+        <w:tc>
+          <w:tcPr/>
+          <w:p>
+            <w:pPr>
+              <w:pStyle w:val="Compact"/>
+            </w:pPr>
+            <w:r>
+              <w:t xml:space="preserve">adb0e39·f084e78</w:t>
             </w:r>
           </w:p>
         </w:tc>
@@ -2511,6 +2545,216 @@
               <w:pStyle w:val="Compact"/>
             </w:pPr>
             <w:r>
+              <w:t xml:space="preserve">UI 밀도·디자인 시스템(M1–M5)</w:t>
+            </w:r>
+          </w:p>
+        </w:tc>
+        <w:tc>
+          <w:tcPr/>
+          <w:p>
+            <w:pPr>
+              <w:pStyle w:val="Compact"/>
+            </w:pPr>
+            <w:r>
+              <w:t xml:space="preserve">2026-06-13~14</w:t>
+            </w:r>
+          </w:p>
+        </w:tc>
+        <w:tc>
+          <w:tcPr/>
+          <w:p>
+            <w:pPr>
+              <w:pStyle w:val="Compact"/>
+            </w:pPr>
+            <w:r>
+              <w:t xml:space="preserve">style/refactor</w:t>
+            </w:r>
+          </w:p>
+        </w:tc>
+        <w:tc>
+          <w:tcPr/>
+          <w:p>
+            <w:pPr>
+              <w:pStyle w:val="Compact"/>
+            </w:pPr>
+            <w:r>
+              <w:t xml:space="preserve">결정 밀도 정제, 데이터 시각화·용어·위계 단계 정제, 토큰 통계</w:t>
+            </w:r>
+          </w:p>
+        </w:tc>
+        <w:tc>
+          <w:tcPr/>
+          <w:p>
+            <w:pPr>
+              <w:pStyle w:val="Compact"/>
+            </w:pPr>
+            <w:r>
+              <w:rPr>
+                <w:rStyle w:val="VerbatimChar"/>
+              </w:rPr>
+              <w:t xml:space="preserve">m1</w:t>
+            </w:r>
+            <w:r>
+              <w:t xml:space="preserve">~</w:t>
+            </w:r>
+            <w:r>
+              <w:rPr>
+                <w:rStyle w:val="VerbatimChar"/>
+              </w:rPr>
+              <w:t xml:space="preserve">m5</w:t>
+            </w:r>
+          </w:p>
+        </w:tc>
+      </w:tr>
+      <w:tr>
+        <w:tc>
+          <w:tcPr/>
+          <w:p>
+            <w:pPr>
+              <w:pStyle w:val="Compact"/>
+            </w:pPr>
+            <w:r>
+              <w:t xml:space="preserve">거버넌스·문서 체계(C0–C6)</w:t>
+            </w:r>
+          </w:p>
+        </w:tc>
+        <w:tc>
+          <w:tcPr/>
+          <w:p>
+            <w:pPr>
+              <w:pStyle w:val="Compact"/>
+            </w:pPr>
+            <w:r>
+              <w:t xml:space="preserve">2026-06-14</w:t>
+            </w:r>
+          </w:p>
+        </w:tc>
+        <w:tc>
+          <w:tcPr/>
+          <w:p>
+            <w:pPr>
+              <w:pStyle w:val="Compact"/>
+            </w:pPr>
+            <w:r>
+              <w:t xml:space="preserve">docs/fix</w:t>
+            </w:r>
+          </w:p>
+        </w:tc>
+        <w:tc>
+          <w:tcPr/>
+          <w:p>
+            <w:pPr>
+              <w:pStyle w:val="Compact"/>
+            </w:pPr>
+            <w:r>
+              <w:t xml:space="preserve">사실 캐논·법령 인용, 공식 양식 제안서·기능명세서, 일관성 정합화</w:t>
+            </w:r>
+          </w:p>
+        </w:tc>
+        <w:tc>
+          <w:tcPr/>
+          <w:p>
+            <w:pPr>
+              <w:pStyle w:val="Compact"/>
+            </w:pPr>
+            <w:r>
+              <w:rPr>
+                <w:rStyle w:val="VerbatimChar"/>
+              </w:rPr>
+              <w:t xml:space="preserve">c0</w:t>
+            </w:r>
+            <w:r>
+              <w:t xml:space="preserve">~</w:t>
+            </w:r>
+            <w:r>
+              <w:rPr>
+                <w:rStyle w:val="VerbatimChar"/>
+              </w:rPr>
+              <w:t xml:space="preserve">c6</w:t>
+            </w:r>
+          </w:p>
+        </w:tc>
+      </w:tr>
+      <w:tr>
+        <w:tc>
+          <w:tcPr/>
+          <w:p>
+            <w:pPr>
+              <w:pStyle w:val="Compact"/>
+            </w:pPr>
+            <w:r>
+              <w:t xml:space="preserve">폴더 개혁·제출물 보강(C7–C9)</w:t>
+            </w:r>
+          </w:p>
+        </w:tc>
+        <w:tc>
+          <w:tcPr/>
+          <w:p>
+            <w:pPr>
+              <w:pStyle w:val="Compact"/>
+            </w:pPr>
+            <w:r>
+              <w:t xml:space="preserve">2026-06-14</w:t>
+            </w:r>
+          </w:p>
+        </w:tc>
+        <w:tc>
+          <w:tcPr/>
+          <w:p>
+            <w:pPr>
+              <w:pStyle w:val="Compact"/>
+            </w:pPr>
+            <w:r>
+              <w:t xml:space="preserve">refactor/docs</w:t>
+            </w:r>
+          </w:p>
+        </w:tc>
+        <w:tc>
+          <w:tcPr/>
+          <w:p>
+            <w:pPr>
+              <w:pStyle w:val="Compact"/>
+            </w:pPr>
+            <w:r>
+              <w:t xml:space="preserve">단일 한국어 번호 체계 통합, 공식 양식(PPTX/DOCX) 반영·이미지 보강</w:t>
+            </w:r>
+          </w:p>
+        </w:tc>
+        <w:tc>
+          <w:tcPr/>
+          <w:p>
+            <w:pPr>
+              <w:pStyle w:val="Compact"/>
+            </w:pPr>
+            <w:r>
+              <w:rPr>
+                <w:rStyle w:val="VerbatimChar"/>
+              </w:rPr>
+              <w:t xml:space="preserve">c7</w:t>
+            </w:r>
+            <w:r>
+              <w:t xml:space="preserve">~</w:t>
+            </w:r>
+            <w:r>
+              <w:rPr>
+                <w:rStyle w:val="VerbatimChar"/>
+              </w:rPr>
+              <w:t xml:space="preserve">c9</w:t>
+            </w:r>
+            <w:r>
+              <w:t xml:space="preserve">·bbbda7a</w:t>
+            </w:r>
+          </w:p>
+        </w:tc>
+      </w:tr>
+      <w:tr>
+        <w:tc>
+          <w:tcPr/>
+          <w:p>
+            <w:pPr>
+              <w:pStyle w:val="Compact"/>
+            </w:pPr>
+            <w:r>
               <w:t xml:space="preserve">(예정) 본선</w:t>
             </w:r>
           </w:p>
@@ -2544,14 +2788,44 @@
               <w:pStyle w:val="Compact"/>
             </w:pPr>
             <w:r>
-              <w:t xml:space="preserve">RAG 근거 연결, 위험 점수 산식 고도화, 실행 실패 복구(재시도·SLA 상위보고)</w:t>
+              <w:t xml:space="preserve">공공 API·온프레/외부 모델 라우팅 실연동, 백엔드 API 승격, RAG·산식 고도화</w:t>
+            </w:r>
+          </w:p>
+        </w:tc>
+        <w:tc>
+          <w:tcPr/>
+          <w:p>
+            <w:pPr>
+              <w:pStyle w:val="Compact"/>
+            </w:pPr>
+            <w:r>
+              <w:t xml:space="preserve">—</w:t>
             </w:r>
           </w:p>
         </w:tc>
       </w:tr>
     </w:tbl>
-    <w:bookmarkEnd w:id="29"/>
+    <w:p>
+      <w:pPr>
+        <w:pStyle w:val="BlockText"/>
+      </w:pPr>
+      <w:r>
+        <w:t xml:space="preserve">전체 커밋 추적 이력:</w:t>
+      </w:r>
+      <w:r>
+        <w:t xml:space="preserve"> </w:t>
+      </w:r>
+      <w:hyperlink r:id="rId29">
+        <w:r>
+          <w:rPr>
+            <w:rStyle w:val="Hyperlink"/>
+          </w:rPr>
+          <w:t xml:space="preserve">기능-변경이력.md</w:t>
+        </w:r>
+      </w:hyperlink>
+    </w:p>
     <w:bookmarkEnd w:id="30"/>
+    <w:bookmarkEnd w:id="31"/>
     <w:sectPr>
       <w:footnotePr>
         <w:numRestart w:val="eachSect"/>
